--- a/Periodicals/JF/Volume 80, Issue 2/Feedback Effects and Systematic Risk Exposures/Feedback Effects and Systematic Risk Exposures_output.docx
+++ b/Periodicals/JF/Volume 80, Issue 2/Feedback Effects and Systematic Risk Exposures/Feedback Effects and Systematic Risk Exposures_output.docx
@@ -37,12 +37,12 @@
     </w:p>
     <w:p>
       <w:r>
-        <w:t>AI标题: 股价反馈效应重构：气候敏感型投资决策新范式</w:t>
+        <w:t>AI标题: 股价信号解码新突破：系统性风险暴露下的管理目标重构</w:t>
       </w:r>
     </w:p>
     <w:p>
       <w:r>
-        <w:t>AI精炼: **论文总结**  该研究属于公司金融与资产定价交叉领域，探讨企业股票价格如何通过“反馈效应”影响管理者对系统性风险（如气候风险）项目的投资决策。传统理论认为，价格中的非现金流波动是噪音，需被管理者过滤；而作者发现，若管理者以股价最大化为目标，这些波动实则为反映项目贴现率的关键信息。  **核心问题与解决**  传统资本预算模型假设管理者可直接观测风险溢价，但现实中风险暴露分散于市场，难以直接获取。此前研究聚焦价格传递现金流信息的作用，忽视其对贴现率的学习价值。本文通过构建动态均衡模型，对比两种管理目标：  1. **现金流最大化**：将价格波动视为噪音，导致投资对风险敏感度降低，尤其在气候暴露高的项目中易误判；  2. **股价最大化**：价格波动揭示风险溢价信息，使投资决策更依赖价格信号，但可能因忽视“风险分担外部性”而损害福利。  **创新与结论**  作者指出，传统目标无法最大化投资者福利，因未纳入投资对市场风险对冲能力的提升。例如，绿色项目虽降低气候风险敞口，但其股价仅反映边际风险成本，而非整体福利收益。研究特别强调，气候敏感型投资通过增强市场完备性创造隐性价值，但现有激励机制（如股权薪酬）无法捕捉这一维度。模型预测：对“事前亏损”的棕色项目，价格信号可能刺激过度投资；而绿色项目则因福利外部性导致投资不足。这一发现为设计兼顾风险对冲与信息效率的管理合约提供了理论依据。</w:t>
+        <w:t>AI精炼: **论文总结**  该研究聚焦于金融经济学中的"反馈效应"，探讨企业股价如何通过传递系统性风险（如气候风险）信息影响投资决策，并揭示传统管理目标（现金流或股价最大化）在优化投资者福利上的不足。  **核心问题**：当投资项目暴露于气候等系统性风险时，管理者如何从股价中学习现金流与折现率信息？传统管理目标为何无法实现社会福利最优？  **传统方法局限**：现有文献默认股价中的非现金流波动是"噪声"，管理者应仅关注现金流信息，忽略了折现率（反映风险溢价）对投资决策的影响。  **作者创新解法**：  1. **双重视角模型**：构建包含风险厌恶投资者与异质性风险暴露的经济模型，对比现金流最大化与股价最大化两类管理者的决策差异。  2. **风险信号解码**：发现价格最大化管理者会将股价波动视为折现率信号（如气候风险对冲需求），而非噪声，导致其投资对风险暴露敏感度反向变化。  3. **福利缺口揭示**：证明传统目标忽视投资对市场风险分担能力的提升（如绿色项目提供气候对冲工具），提出需结合现金流与股价激励的混合目标以优化福利。  **关键洞见**：股价不仅是现金流的"晴雨表"，更是市场风险偏好的"解码器"——绿色投资通过改善风险分担创造隐性价值，但这一效应未被传统管理框架捕捉。</w:t>
       </w:r>
     </w:p>
     <w:p>
@@ -52,55 +52,55 @@
     </w:p>
     <w:p>
       <w:r>
-        <w:t>动态均衡模型</w:t>
+        <w:t>反馈效应模型</w:t>
       </w:r>
     </w:p>
     <w:p>
       <w:r>
-        <w:t>反馈效应机制</w:t>
+        <w:t>阈值均衡分析</w:t>
       </w:r>
     </w:p>
     <w:p>
       <w:r>
-        <w:t>风险分担外部性</w:t>
+        <w:t>气候风险因子暴露</w:t>
       </w:r>
     </w:p>
     <w:p>
       <w:r>
-        <w:t>阈值均衡模型</w:t>
+        <w:t>风险分担渠道</w:t>
       </w:r>
     </w:p>
     <w:p>
       <w:r>
-        <w:t>气候风险溢价</w:t>
+        <w:t>CARA-Normal模型</w:t>
       </w:r>
     </w:p>
     <w:p>
       <w:r>
-        <w:t>系统性风险暴露</w:t>
+        <w:t>价格信号解码机制</w:t>
       </w:r>
     </w:p>
     <w:p>
       <w:r>
-        <w:t>福利最大化对比</w:t>
+        <w:t>折现率学习框架</w:t>
       </w:r>
     </w:p>
     <w:p>
       <w:r>
-        <w:t>市场完备性内生</w:t>
+        <w:t>福利最大化投资规则</w:t>
       </w:r>
     </w:p>
     <w:p>
       <w:r>
-        <w:t>学术要点: 学术要点 1：价格信息聚合（Price Information Aggregation）||| 股价通过整合投资者对系统性风险暴露的异质性信息（如气候风险偏好），形成包含现金流信息和折现率信息的复合信号，这是传统反馈效应文献未充分研究的维度。|||</w:t>
+        <w:t>学术要点: 学术要点 1：价格信号双重学习（Dual Learning from Price Signals） 管理者通过股价同时学习项目现金流信息和折现率信息，突破传统仅关注现金流的反馈效应模型。|||</w:t>
         <w:br/>
-        <w:t>学术要点 2：边际-平均风险效用差异（Marginal vs. Average Risk Disutility）||| 股价反映持有边际股票份额的风险负效用，而福利取决于投资者持有全部股票的平均风险负效用，导致价格最大化与福利最大化目标偏离。|||</w:t>
+        <w:t>学术要点 2：风险分担渠道（Risk-Sharing Channel） 投资项目通过改变企业现金流与系统性风险的相关性，影响股票作为风险对冲工具的有效性，创造市场不完全性下的福利增益。|||</w:t>
         <w:br/>
-        <w:t>学术要点 3：风险分担渠道（Risk-Sharing Channel）||| 气候敏感型投资通过改变企业现金流的风险暴露，增强股票作为风险对冲工具的有效性，创造市场不完全性下的福利外部性。|||</w:t>
+        <w:t>学术要点 3：边际效用与平均效用错位（Marginal vs. Average Utility Discrepancy） 股价反映边际投资者风险承担效用，而社会福利取决于全体投资者平均效用，导致价格最大化目标与社会福利目标偏离。|||</w:t>
         <w:br/>
-        <w:t>学术要点 4：折现率内生学习（Endogenous Discount Rate Learning）||| 价格最大化管理者从股价中学习投资者风险暴露信息，将折现率波动转化为净现值评估信息，改变传统现金流最大化下的噪声过滤机制。|||</w:t>
+        <w:t>学术要点 4：气候风险暴露阈值效应（Climate Risk Exposure Threshold） 项目绿色程度（α）通过改变价格信号噪声结构和风险溢价，非线性影响投资决策敏感性，形成中性/绿色/棕色项目的差异化投资临界点。|||</w:t>
         <w:br/>
-        <w:t>学术要点 5：气候风险溢价动态（Climate Risk Premium Dynamics）||| 投资者气候风险对冲需求的时变性通过股价传导至项目折现率，形成与气候敏感性（α）非对称相关的投资阈值漂移现象。</w:t>
+        <w:t>学术要点 5：信息效率双重维度（Dual Dimensions of Price Efficiency） 提出价格预测效率（FPE）与启示效率（RPE）的分离机制：高气候风险项目可能降低FPE但提升RPE，颠覆传统信息效率统一性假设。</w:t>
       </w:r>
     </w:p>
     <w:p>
@@ -141,7 +141,7 @@
     </w:p>
     <w:p>
       <w:r>
-        <w:t>示意图呈现股价反馈效应对系统性风险项目投资行为的影响机制。</w:t>
+        <w:t>图片展示了不同管理目标下股价反馈对系统性风险项目投资的动态影响。</w:t>
       </w:r>
     </w:p>
     <w:p>
@@ -182,7 +182,7 @@
     </w:p>
     <w:p>
       <w:r>
-        <w:t>该图对比了现金流最大化与股价最大化策略下项目风险敞口对投资决策的影响差异。</w:t>
+        <w:t>图示不同管理目标下企业投资与系统性风险暴露的关系对比。</w:t>
       </w:r>
     </w:p>
     <w:p>
@@ -223,7 +223,7 @@
     </w:p>
     <w:p>
       <w:r>
-        <w:t>图片展示了不同管理目标下企业投资行为与系统性风险敞口的动态关系模型。</w:t>
+        <w:t>图片展示了不同管理目标下企业投资决策与系统性风险暴露的关联模式。</w:t>
       </w:r>
     </w:p>
     <w:p>
